--- a/Laptops/8- Diode.docx
+++ b/Laptops/8- Diode.docx
@@ -57,17 +57,137 @@
         </w:drawing>
       </w:r>
     </w:p>
+    <w:p/>
+    <w:p>
+      <w:r>
+        <w:rPr>
+          <w:noProof/>
+        </w:rPr>
+        <w:drawing>
+          <wp:inline distT="0" distB="0" distL="0" distR="0" wp14:anchorId="69B7E99B" wp14:editId="29925DA4">
+            <wp:extent cx="2886324" cy="1948011"/>
+            <wp:effectExtent l="0" t="0" r="0" b="0"/>
+            <wp:docPr id="1" name="Picture 1"/>
+            <wp:cNvGraphicFramePr>
+              <a:graphicFrameLocks xmlns:a="http://schemas.openxmlformats.org/drawingml/2006/main" noChangeAspect="1"/>
+            </wp:cNvGraphicFramePr>
+            <a:graphic xmlns:a="http://schemas.openxmlformats.org/drawingml/2006/main">
+              <a:graphicData uri="http://schemas.openxmlformats.org/drawingml/2006/picture">
+                <pic:pic xmlns:pic="http://schemas.openxmlformats.org/drawingml/2006/picture">
+                  <pic:nvPicPr>
+                    <pic:cNvPr id="0" name="Picture 1"/>
+                    <pic:cNvPicPr>
+                      <a:picLocks noChangeAspect="1" noChangeArrowheads="1"/>
+                    </pic:cNvPicPr>
+                  </pic:nvPicPr>
+                  <pic:blipFill>
+                    <a:blip r:embed="rId5">
+                      <a:extLst>
+                        <a:ext uri="{28A0092B-C50C-407E-A947-70E740481C1C}">
+                          <a14:useLocalDpi xmlns:a14="http://schemas.microsoft.com/office/drawing/2010/main" val="0"/>
+                        </a:ext>
+                      </a:extLst>
+                    </a:blip>
+                    <a:srcRect/>
+                    <a:stretch>
+                      <a:fillRect/>
+                    </a:stretch>
+                  </pic:blipFill>
+                  <pic:spPr bwMode="auto">
+                    <a:xfrm>
+                      <a:off x="0" y="0"/>
+                      <a:ext cx="2901073" cy="1957965"/>
+                    </a:xfrm>
+                    <a:prstGeom prst="rect">
+                      <a:avLst/>
+                    </a:prstGeom>
+                    <a:noFill/>
+                    <a:ln>
+                      <a:noFill/>
+                    </a:ln>
+                  </pic:spPr>
+                </pic:pic>
+              </a:graphicData>
+            </a:graphic>
+          </wp:inline>
+        </w:drawing>
+      </w:r>
+      <w:r>
+        <w:rPr>
+          <w:noProof/>
+        </w:rPr>
+        <w:t xml:space="preserve">             </w:t>
+      </w:r>
+      <w:r>
+        <w:rPr>
+          <w:noProof/>
+        </w:rPr>
+        <w:drawing>
+          <wp:inline distT="0" distB="0" distL="0" distR="0" wp14:anchorId="1491C48D" wp14:editId="2C5AB16F">
+            <wp:extent cx="2751151" cy="1911223"/>
+            <wp:effectExtent l="0" t="0" r="0" b="0"/>
+            <wp:docPr id="3" name="Picture 3"/>
+            <wp:cNvGraphicFramePr>
+              <a:graphicFrameLocks xmlns:a="http://schemas.openxmlformats.org/drawingml/2006/main" noChangeAspect="1"/>
+            </wp:cNvGraphicFramePr>
+            <a:graphic xmlns:a="http://schemas.openxmlformats.org/drawingml/2006/main">
+              <a:graphicData uri="http://schemas.openxmlformats.org/drawingml/2006/picture">
+                <pic:pic xmlns:pic="http://schemas.openxmlformats.org/drawingml/2006/picture">
+                  <pic:nvPicPr>
+                    <pic:cNvPr id="0" name="Picture 2"/>
+                    <pic:cNvPicPr>
+                      <a:picLocks noChangeAspect="1" noChangeArrowheads="1"/>
+                    </pic:cNvPicPr>
+                  </pic:nvPicPr>
+                  <pic:blipFill>
+                    <a:blip r:embed="rId6">
+                      <a:extLst>
+                        <a:ext uri="{28A0092B-C50C-407E-A947-70E740481C1C}">
+                          <a14:useLocalDpi xmlns:a14="http://schemas.microsoft.com/office/drawing/2010/main" val="0"/>
+                        </a:ext>
+                      </a:extLst>
+                    </a:blip>
+                    <a:srcRect/>
+                    <a:stretch>
+                      <a:fillRect/>
+                    </a:stretch>
+                  </pic:blipFill>
+                  <pic:spPr bwMode="auto">
+                    <a:xfrm>
+                      <a:off x="0" y="0"/>
+                      <a:ext cx="2788197" cy="1936959"/>
+                    </a:xfrm>
+                    <a:prstGeom prst="rect">
+                      <a:avLst/>
+                    </a:prstGeom>
+                    <a:noFill/>
+                    <a:ln>
+                      <a:noFill/>
+                    </a:ln>
+                  </pic:spPr>
+                </pic:pic>
+              </a:graphicData>
+            </a:graphic>
+          </wp:inline>
+        </w:drawing>
+      </w:r>
+    </w:p>
+    <w:p/>
     <w:p>
       <w:pPr>
         <w:rPr>
           <w:b/>
           <w:bCs/>
+          <w:sz w:val="30"/>
+          <w:szCs w:val="30"/>
         </w:rPr>
       </w:pPr>
       <w:r>
         <w:rPr>
           <w:b/>
           <w:bCs/>
+          <w:sz w:val="30"/>
+          <w:szCs w:val="30"/>
         </w:rPr>
         <w:t>Types of Diode</w:t>
       </w:r>
@@ -103,7 +223,7 @@
                     </pic:cNvPicPr>
                   </pic:nvPicPr>
                   <pic:blipFill>
-                    <a:blip r:embed="rId5">
+                    <a:blip r:embed="rId7">
                       <a:extLst>
                         <a:ext uri="{28A0092B-C50C-407E-A947-70E740481C1C}">
                           <a14:useLocalDpi xmlns:a14="http://schemas.microsoft.com/office/drawing/2010/main" val="0"/>
@@ -148,6 +268,7 @@
           <w:bCs/>
           <w:noProof/>
         </w:rPr>
+        <w:lastRenderedPageBreak/>
         <w:drawing>
           <wp:inline distT="0" distB="0" distL="0" distR="0" wp14:anchorId="4E89ADA3" wp14:editId="4057CFA2">
             <wp:extent cx="6488430" cy="2774950"/>
@@ -166,7 +287,7 @@
                     </pic:cNvPicPr>
                   </pic:nvPicPr>
                   <pic:blipFill>
-                    <a:blip r:embed="rId6">
+                    <a:blip r:embed="rId8">
                       <a:extLst>
                         <a:ext uri="{28A0092B-C50C-407E-A947-70E740481C1C}">
                           <a14:useLocalDpi xmlns:a14="http://schemas.microsoft.com/office/drawing/2010/main" val="0"/>
@@ -211,7 +332,6 @@
           <w:bCs/>
           <w:highlight w:val="yellow"/>
         </w:rPr>
-        <w:lastRenderedPageBreak/>
         <w:t xml:space="preserve">Location Letter </w:t>
       </w:r>
       <w:r>
@@ -263,7 +383,7 @@
                     </pic:cNvPicPr>
                   </pic:nvPicPr>
                   <pic:blipFill>
-                    <a:blip r:embed="rId7">
+                    <a:blip r:embed="rId9">
                       <a:extLst>
                         <a:ext uri="{28A0092B-C50C-407E-A947-70E740481C1C}">
                           <a14:useLocalDpi xmlns:a14="http://schemas.microsoft.com/office/drawing/2010/main" val="0"/>
@@ -322,7 +442,7 @@
                     </pic:cNvPicPr>
                   </pic:nvPicPr>
                   <pic:blipFill>
-                    <a:blip r:embed="rId8">
+                    <a:blip r:embed="rId10">
                       <a:extLst>
                         <a:ext uri="{28A0092B-C50C-407E-A947-70E740481C1C}">
                           <a14:useLocalDpi xmlns:a14="http://schemas.microsoft.com/office/drawing/2010/main" val="0"/>
@@ -354,6 +474,11 @@
         </w:drawing>
       </w:r>
     </w:p>
+    <w:p>
+      <w:r>
+        <w:t>Note Jese Zener Diode kaam krta hai wese ye Schottky diode bhi kaam krta hai.</w:t>
+      </w:r>
+    </w:p>
     <w:p/>
     <w:p>
       <w:r>
@@ -378,7 +503,7 @@
                     </pic:cNvPicPr>
                   </pic:nvPicPr>
                   <pic:blipFill>
-                    <a:blip r:embed="rId9">
+                    <a:blip r:embed="rId11">
                       <a:extLst>
                         <a:ext uri="{28A0092B-C50C-407E-A947-70E740481C1C}">
                           <a14:useLocalDpi xmlns:a14="http://schemas.microsoft.com/office/drawing/2010/main" val="0"/>
@@ -410,6 +535,243 @@
         </w:drawing>
       </w:r>
     </w:p>
+    <w:p>
+      <w:r>
+        <w:rPr>
+          <w:noProof/>
+        </w:rPr>
+        <w:lastRenderedPageBreak/>
+        <w:drawing>
+          <wp:inline distT="0" distB="0" distL="0" distR="0" wp14:anchorId="44FF56E7" wp14:editId="4C4C3EBE">
+            <wp:extent cx="3093058" cy="1864977"/>
+            <wp:effectExtent l="0" t="0" r="0" b="2540"/>
+            <wp:docPr id="17" name="Picture 17"/>
+            <wp:cNvGraphicFramePr>
+              <a:graphicFrameLocks xmlns:a="http://schemas.openxmlformats.org/drawingml/2006/main" noChangeAspect="1"/>
+            </wp:cNvGraphicFramePr>
+            <a:graphic xmlns:a="http://schemas.openxmlformats.org/drawingml/2006/main">
+              <a:graphicData uri="http://schemas.openxmlformats.org/drawingml/2006/picture">
+                <pic:pic xmlns:pic="http://schemas.openxmlformats.org/drawingml/2006/picture">
+                  <pic:nvPicPr>
+                    <pic:cNvPr id="0" name="Picture 4"/>
+                    <pic:cNvPicPr>
+                      <a:picLocks noChangeAspect="1" noChangeArrowheads="1"/>
+                    </pic:cNvPicPr>
+                  </pic:nvPicPr>
+                  <pic:blipFill>
+                    <a:blip r:embed="rId12">
+                      <a:extLst>
+                        <a:ext uri="{28A0092B-C50C-407E-A947-70E740481C1C}">
+                          <a14:useLocalDpi xmlns:a14="http://schemas.microsoft.com/office/drawing/2010/main" val="0"/>
+                        </a:ext>
+                      </a:extLst>
+                    </a:blip>
+                    <a:srcRect/>
+                    <a:stretch>
+                      <a:fillRect/>
+                    </a:stretch>
+                  </pic:blipFill>
+                  <pic:spPr bwMode="auto">
+                    <a:xfrm>
+                      <a:off x="0" y="0"/>
+                      <a:ext cx="3116470" cy="1879094"/>
+                    </a:xfrm>
+                    <a:prstGeom prst="rect">
+                      <a:avLst/>
+                    </a:prstGeom>
+                    <a:noFill/>
+                    <a:ln>
+                      <a:noFill/>
+                    </a:ln>
+                  </pic:spPr>
+                </pic:pic>
+              </a:graphicData>
+            </a:graphic>
+          </wp:inline>
+        </w:drawing>
+      </w:r>
+    </w:p>
+    <w:p>
+      <w:pPr>
+        <w:rPr>
+          <w:b/>
+          <w:bCs/>
+        </w:rPr>
+      </w:pPr>
+      <w:r>
+        <w:rPr>
+          <w:b/>
+          <w:bCs/>
+        </w:rPr>
+        <w:t>Dono side se votage pass krta hai</w:t>
+      </w:r>
+    </w:p>
+    <w:p>
+      <w:pPr>
+        <w:rPr>
+          <w:noProof/>
+        </w:rPr>
+      </w:pPr>
+      <w:r>
+        <w:rPr>
+          <w:b/>
+          <w:bCs/>
+        </w:rPr>
+        <w:t xml:space="preserve">Note </w:t>
+      </w:r>
+      <w:r>
+        <w:t>Forward Bias me as a diode kaam krta hai full voltage pass krta hai.</w:t>
+      </w:r>
+    </w:p>
+    <w:p>
+      <w:pPr>
+        <w:rPr>
+          <w:b/>
+          <w:bCs/>
+        </w:rPr>
+      </w:pPr>
+      <w:r>
+        <w:rPr>
+          <w:b/>
+          <w:bCs/>
+          <w:noProof/>
+        </w:rPr>
+        <w:drawing>
+          <wp:inline distT="0" distB="0" distL="0" distR="0" wp14:anchorId="6B6B4D9E" wp14:editId="3AA5EC7D">
+            <wp:extent cx="4460682" cy="2293814"/>
+            <wp:effectExtent l="0" t="0" r="0" b="0"/>
+            <wp:docPr id="19" name="Picture 19"/>
+            <wp:cNvGraphicFramePr>
+              <a:graphicFrameLocks xmlns:a="http://schemas.openxmlformats.org/drawingml/2006/main" noChangeAspect="1"/>
+            </wp:cNvGraphicFramePr>
+            <a:graphic xmlns:a="http://schemas.openxmlformats.org/drawingml/2006/main">
+              <a:graphicData uri="http://schemas.openxmlformats.org/drawingml/2006/picture">
+                <pic:pic xmlns:pic="http://schemas.openxmlformats.org/drawingml/2006/picture">
+                  <pic:nvPicPr>
+                    <pic:cNvPr id="0" name="Picture 6"/>
+                    <pic:cNvPicPr>
+                      <a:picLocks noChangeAspect="1" noChangeArrowheads="1"/>
+                    </pic:cNvPicPr>
+                  </pic:nvPicPr>
+                  <pic:blipFill>
+                    <a:blip r:embed="rId13">
+                      <a:extLst>
+                        <a:ext uri="{28A0092B-C50C-407E-A947-70E740481C1C}">
+                          <a14:useLocalDpi xmlns:a14="http://schemas.microsoft.com/office/drawing/2010/main" val="0"/>
+                        </a:ext>
+                      </a:extLst>
+                    </a:blip>
+                    <a:srcRect/>
+                    <a:stretch>
+                      <a:fillRect/>
+                    </a:stretch>
+                  </pic:blipFill>
+                  <pic:spPr bwMode="auto">
+                    <a:xfrm>
+                      <a:off x="0" y="0"/>
+                      <a:ext cx="4469406" cy="2298300"/>
+                    </a:xfrm>
+                    <a:prstGeom prst="rect">
+                      <a:avLst/>
+                    </a:prstGeom>
+                    <a:noFill/>
+                    <a:ln>
+                      <a:noFill/>
+                    </a:ln>
+                  </pic:spPr>
+                </pic:pic>
+              </a:graphicData>
+            </a:graphic>
+          </wp:inline>
+        </w:drawing>
+      </w:r>
+    </w:p>
+    <w:p>
+      <w:pPr>
+        <w:rPr>
+          <w:b/>
+          <w:bCs/>
+        </w:rPr>
+      </w:pPr>
+      <w:r>
+        <w:rPr>
+          <w:b/>
+          <w:bCs/>
+        </w:rPr>
+        <w:t>Reveses Bias me Voltage ko rokta hai..</w:t>
+      </w:r>
+    </w:p>
+    <w:p>
+      <w:pPr>
+        <w:rPr>
+          <w:b/>
+          <w:bCs/>
+        </w:rPr>
+      </w:pPr>
+      <w:r>
+        <w:rPr>
+          <w:b/>
+          <w:bCs/>
+          <w:noProof/>
+        </w:rPr>
+        <w:drawing>
+          <wp:inline distT="0" distB="0" distL="0" distR="0" wp14:anchorId="1D3E6955" wp14:editId="647C6468">
+            <wp:extent cx="3220125" cy="1868557"/>
+            <wp:effectExtent l="0" t="0" r="0" b="0"/>
+            <wp:docPr id="20" name="Picture 20"/>
+            <wp:cNvGraphicFramePr>
+              <a:graphicFrameLocks xmlns:a="http://schemas.openxmlformats.org/drawingml/2006/main" noChangeAspect="1"/>
+            </wp:cNvGraphicFramePr>
+            <a:graphic xmlns:a="http://schemas.openxmlformats.org/drawingml/2006/main">
+              <a:graphicData uri="http://schemas.openxmlformats.org/drawingml/2006/picture">
+                <pic:pic xmlns:pic="http://schemas.openxmlformats.org/drawingml/2006/picture">
+                  <pic:nvPicPr>
+                    <pic:cNvPr id="0" name="Picture 7"/>
+                    <pic:cNvPicPr>
+                      <a:picLocks noChangeAspect="1" noChangeArrowheads="1"/>
+                    </pic:cNvPicPr>
+                  </pic:nvPicPr>
+                  <pic:blipFill>
+                    <a:blip r:embed="rId14">
+                      <a:extLst>
+                        <a:ext uri="{28A0092B-C50C-407E-A947-70E740481C1C}">
+                          <a14:useLocalDpi xmlns:a14="http://schemas.microsoft.com/office/drawing/2010/main" val="0"/>
+                        </a:ext>
+                      </a:extLst>
+                    </a:blip>
+                    <a:srcRect/>
+                    <a:stretch>
+                      <a:fillRect/>
+                    </a:stretch>
+                  </pic:blipFill>
+                  <pic:spPr bwMode="auto">
+                    <a:xfrm>
+                      <a:off x="0" y="0"/>
+                      <a:ext cx="3230843" cy="1874776"/>
+                    </a:xfrm>
+                    <a:prstGeom prst="rect">
+                      <a:avLst/>
+                    </a:prstGeom>
+                    <a:noFill/>
+                    <a:ln>
+                      <a:noFill/>
+                    </a:ln>
+                  </pic:spPr>
+                </pic:pic>
+              </a:graphicData>
+            </a:graphic>
+          </wp:inline>
+        </w:drawing>
+      </w:r>
+    </w:p>
+    <w:p>
+      <w:pPr>
+        <w:rPr>
+          <w:b/>
+          <w:bCs/>
+        </w:rPr>
+      </w:pPr>
+    </w:p>
     <w:p/>
     <w:p>
       <w:r>
@@ -435,7 +797,7 @@
                     </pic:cNvPicPr>
                   </pic:nvPicPr>
                   <pic:blipFill>
-                    <a:blip r:embed="rId10">
+                    <a:blip r:embed="rId15">
                       <a:extLst>
                         <a:ext uri="{28A0092B-C50C-407E-A947-70E740481C1C}">
                           <a14:useLocalDpi xmlns:a14="http://schemas.microsoft.com/office/drawing/2010/main" val="0"/>
@@ -467,6 +829,7 @@
         </w:drawing>
       </w:r>
     </w:p>
+    <w:p/>
     <w:p>
       <w:r>
         <w:rPr>
@@ -490,7 +853,7 @@
                     </pic:cNvPicPr>
                   </pic:nvPicPr>
                   <pic:blipFill>
-                    <a:blip r:embed="rId11">
+                    <a:blip r:embed="rId16">
                       <a:extLst>
                         <a:ext uri="{28A0092B-C50C-407E-A947-70E740481C1C}">
                           <a14:useLocalDpi xmlns:a14="http://schemas.microsoft.com/office/drawing/2010/main" val="0"/>
@@ -547,7 +910,7 @@
                     </pic:cNvPicPr>
                   </pic:nvPicPr>
                   <pic:blipFill>
-                    <a:blip r:embed="rId12">
+                    <a:blip r:embed="rId17">
                       <a:extLst>
                         <a:ext uri="{28A0092B-C50C-407E-A947-70E740481C1C}">
                           <a14:useLocalDpi xmlns:a14="http://schemas.microsoft.com/office/drawing/2010/main" val="0"/>
@@ -602,7 +965,7 @@
                     </pic:cNvPicPr>
                   </pic:nvPicPr>
                   <pic:blipFill>
-                    <a:blip r:embed="rId13">
+                    <a:blip r:embed="rId18">
                       <a:extLst>
                         <a:ext uri="{28A0092B-C50C-407E-A947-70E740481C1C}">
                           <a14:useLocalDpi xmlns:a14="http://schemas.microsoft.com/office/drawing/2010/main" val="0"/>
@@ -702,7 +1065,7 @@
                     </pic:cNvPicPr>
                   </pic:nvPicPr>
                   <pic:blipFill>
-                    <a:blip r:embed="rId14">
+                    <a:blip r:embed="rId19">
                       <a:extLst>
                         <a:ext uri="{28A0092B-C50C-407E-A947-70E740481C1C}">
                           <a14:useLocalDpi xmlns:a14="http://schemas.microsoft.com/office/drawing/2010/main" val="0"/>
@@ -762,7 +1125,7 @@
                     </pic:cNvPicPr>
                   </pic:nvPicPr>
                   <pic:blipFill>
-                    <a:blip r:embed="rId15">
+                    <a:blip r:embed="rId20">
                       <a:extLst>
                         <a:ext uri="{28A0092B-C50C-407E-A947-70E740481C1C}">
                           <a14:useLocalDpi xmlns:a14="http://schemas.microsoft.com/office/drawing/2010/main" val="0"/>
@@ -851,7 +1214,7 @@
                     </pic:cNvPicPr>
                   </pic:nvPicPr>
                   <pic:blipFill>
-                    <a:blip r:embed="rId16">
+                    <a:blip r:embed="rId21">
                       <a:extLst>
                         <a:ext uri="{28A0092B-C50C-407E-A947-70E740481C1C}">
                           <a14:useLocalDpi xmlns:a14="http://schemas.microsoft.com/office/drawing/2010/main" val="0"/>

--- a/Laptops/8- Diode.docx
+++ b/Laptops/8- Diode.docx
@@ -25,7 +25,7 @@
                     </pic:cNvPicPr>
                   </pic:nvPicPr>
                   <pic:blipFill>
-                    <a:blip r:embed="rId4">
+                    <a:blip r:embed="rId5">
                       <a:extLst>
                         <a:ext uri="{28A0092B-C50C-407E-A947-70E740481C1C}">
                           <a14:useLocalDpi xmlns:a14="http://schemas.microsoft.com/office/drawing/2010/main" val="0"/>
@@ -81,7 +81,7 @@
                     </pic:cNvPicPr>
                   </pic:nvPicPr>
                   <pic:blipFill>
-                    <a:blip r:embed="rId5">
+                    <a:blip r:embed="rId6">
                       <a:extLst>
                         <a:ext uri="{28A0092B-C50C-407E-A947-70E740481C1C}">
                           <a14:useLocalDpi xmlns:a14="http://schemas.microsoft.com/office/drawing/2010/main" val="0"/>
@@ -140,7 +140,7 @@
                     </pic:cNvPicPr>
                   </pic:nvPicPr>
                   <pic:blipFill>
-                    <a:blip r:embed="rId6">
+                    <a:blip r:embed="rId7">
                       <a:extLst>
                         <a:ext uri="{28A0092B-C50C-407E-A947-70E740481C1C}">
                           <a14:useLocalDpi xmlns:a14="http://schemas.microsoft.com/office/drawing/2010/main" val="0"/>
@@ -223,7 +223,7 @@
                     </pic:cNvPicPr>
                   </pic:nvPicPr>
                   <pic:blipFill>
-                    <a:blip r:embed="rId7">
+                    <a:blip r:embed="rId8">
                       <a:extLst>
                         <a:ext uri="{28A0092B-C50C-407E-A947-70E740481C1C}">
                           <a14:useLocalDpi xmlns:a14="http://schemas.microsoft.com/office/drawing/2010/main" val="0"/>
@@ -287,7 +287,7 @@
                     </pic:cNvPicPr>
                   </pic:nvPicPr>
                   <pic:blipFill>
-                    <a:blip r:embed="rId8">
+                    <a:blip r:embed="rId9">
                       <a:extLst>
                         <a:ext uri="{28A0092B-C50C-407E-A947-70E740481C1C}">
                           <a14:useLocalDpi xmlns:a14="http://schemas.microsoft.com/office/drawing/2010/main" val="0"/>
@@ -358,6 +358,14 @@
           <w:bCs/>
         </w:rPr>
       </w:pPr>
+    </w:p>
+    <w:p>
+      <w:pPr>
+        <w:rPr>
+          <w:b/>
+          <w:bCs/>
+        </w:rPr>
+      </w:pPr>
       <w:r>
         <w:rPr>
           <w:b/>
@@ -383,7 +391,7 @@
                     </pic:cNvPicPr>
                   </pic:nvPicPr>
                   <pic:blipFill>
-                    <a:blip r:embed="rId9">
+                    <a:blip r:embed="rId10">
                       <a:extLst>
                         <a:ext uri="{28A0092B-C50C-407E-A947-70E740481C1C}">
                           <a14:useLocalDpi xmlns:a14="http://schemas.microsoft.com/office/drawing/2010/main" val="0"/>
@@ -442,7 +450,7 @@
                     </pic:cNvPicPr>
                   </pic:nvPicPr>
                   <pic:blipFill>
-                    <a:blip r:embed="rId10">
+                    <a:blip r:embed="rId11">
                       <a:extLst>
                         <a:ext uri="{28A0092B-C50C-407E-A947-70E740481C1C}">
                           <a14:useLocalDpi xmlns:a14="http://schemas.microsoft.com/office/drawing/2010/main" val="0"/>
@@ -503,7 +511,7 @@
                     </pic:cNvPicPr>
                   </pic:nvPicPr>
                   <pic:blipFill>
-                    <a:blip r:embed="rId11">
+                    <a:blip r:embed="rId12">
                       <a:extLst>
                         <a:ext uri="{28A0092B-C50C-407E-A947-70E740481C1C}">
                           <a14:useLocalDpi xmlns:a14="http://schemas.microsoft.com/office/drawing/2010/main" val="0"/>
@@ -559,7 +567,7 @@
                     </pic:cNvPicPr>
                   </pic:nvPicPr>
                   <pic:blipFill>
-                    <a:blip r:embed="rId12">
+                    <a:blip r:embed="rId13">
                       <a:extLst>
                         <a:ext uri="{28A0092B-C50C-407E-A947-70E740481C1C}">
                           <a14:useLocalDpi xmlns:a14="http://schemas.microsoft.com/office/drawing/2010/main" val="0"/>
@@ -654,7 +662,7 @@
                     </pic:cNvPicPr>
                   </pic:nvPicPr>
                   <pic:blipFill>
-                    <a:blip r:embed="rId13">
+                    <a:blip r:embed="rId14">
                       <a:extLst>
                         <a:ext uri="{28A0092B-C50C-407E-A947-70E740481C1C}">
                           <a14:useLocalDpi xmlns:a14="http://schemas.microsoft.com/office/drawing/2010/main" val="0"/>
@@ -732,7 +740,7 @@
                     </pic:cNvPicPr>
                   </pic:nvPicPr>
                   <pic:blipFill>
-                    <a:blip r:embed="rId14">
+                    <a:blip r:embed="rId15">
                       <a:extLst>
                         <a:ext uri="{28A0092B-C50C-407E-A947-70E740481C1C}">
                           <a14:useLocalDpi xmlns:a14="http://schemas.microsoft.com/office/drawing/2010/main" val="0"/>
@@ -797,7 +805,7 @@
                     </pic:cNvPicPr>
                   </pic:nvPicPr>
                   <pic:blipFill>
-                    <a:blip r:embed="rId15">
+                    <a:blip r:embed="rId16">
                       <a:extLst>
                         <a:ext uri="{28A0092B-C50C-407E-A947-70E740481C1C}">
                           <a14:useLocalDpi xmlns:a14="http://schemas.microsoft.com/office/drawing/2010/main" val="0"/>
@@ -853,7 +861,7 @@
                     </pic:cNvPicPr>
                   </pic:nvPicPr>
                   <pic:blipFill>
-                    <a:blip r:embed="rId16">
+                    <a:blip r:embed="rId17">
                       <a:extLst>
                         <a:ext uri="{28A0092B-C50C-407E-A947-70E740481C1C}">
                           <a14:useLocalDpi xmlns:a14="http://schemas.microsoft.com/office/drawing/2010/main" val="0"/>
@@ -910,7 +918,7 @@
                     </pic:cNvPicPr>
                   </pic:nvPicPr>
                   <pic:blipFill>
-                    <a:blip r:embed="rId17">
+                    <a:blip r:embed="rId18">
                       <a:extLst>
                         <a:ext uri="{28A0092B-C50C-407E-A947-70E740481C1C}">
                           <a14:useLocalDpi xmlns:a14="http://schemas.microsoft.com/office/drawing/2010/main" val="0"/>
@@ -965,7 +973,7 @@
                     </pic:cNvPicPr>
                   </pic:nvPicPr>
                   <pic:blipFill>
-                    <a:blip r:embed="rId18">
+                    <a:blip r:embed="rId19">
                       <a:extLst>
                         <a:ext uri="{28A0092B-C50C-407E-A947-70E740481C1C}">
                           <a14:useLocalDpi xmlns:a14="http://schemas.microsoft.com/office/drawing/2010/main" val="0"/>
@@ -1065,7 +1073,7 @@
                     </pic:cNvPicPr>
                   </pic:nvPicPr>
                   <pic:blipFill>
-                    <a:blip r:embed="rId19">
+                    <a:blip r:embed="rId20">
                       <a:extLst>
                         <a:ext uri="{28A0092B-C50C-407E-A947-70E740481C1C}">
                           <a14:useLocalDpi xmlns:a14="http://schemas.microsoft.com/office/drawing/2010/main" val="0"/>
@@ -1125,7 +1133,7 @@
                     </pic:cNvPicPr>
                   </pic:nvPicPr>
                   <pic:blipFill>
-                    <a:blip r:embed="rId20">
+                    <a:blip r:embed="rId21">
                       <a:extLst>
                         <a:ext uri="{28A0092B-C50C-407E-A947-70E740481C1C}">
                           <a14:useLocalDpi xmlns:a14="http://schemas.microsoft.com/office/drawing/2010/main" val="0"/>
@@ -1214,7 +1222,7 @@
                     </pic:cNvPicPr>
                   </pic:nvPicPr>
                   <pic:blipFill>
-                    <a:blip r:embed="rId21">
+                    <a:blip r:embed="rId22">
                       <a:extLst>
                         <a:ext uri="{28A0092B-C50C-407E-A947-70E740481C1C}">
                           <a14:useLocalDpi xmlns:a14="http://schemas.microsoft.com/office/drawing/2010/main" val="0"/>
@@ -1254,6 +1262,1106 @@
         </w:rPr>
       </w:pPr>
     </w:p>
+    <w:p>
+      <w:pPr>
+        <w:jc w:val="center"/>
+        <w:rPr>
+          <w:b/>
+          <w:bCs/>
+          <w:sz w:val="32"/>
+          <w:szCs w:val="32"/>
+        </w:rPr>
+      </w:pPr>
+    </w:p>
+    <w:p>
+      <w:pPr>
+        <w:jc w:val="center"/>
+        <w:rPr>
+          <w:b/>
+          <w:bCs/>
+          <w:sz w:val="32"/>
+          <w:szCs w:val="32"/>
+        </w:rPr>
+      </w:pPr>
+    </w:p>
+    <w:p>
+      <w:pPr>
+        <w:jc w:val="center"/>
+        <w:rPr>
+          <w:b/>
+          <w:bCs/>
+          <w:sz w:val="32"/>
+          <w:szCs w:val="32"/>
+        </w:rPr>
+      </w:pPr>
+      <w:r>
+        <w:rPr>
+          <w:b/>
+          <w:bCs/>
+          <w:sz w:val="32"/>
+          <w:szCs w:val="32"/>
+          <w:highlight w:val="yellow"/>
+        </w:rPr>
+        <w:lastRenderedPageBreak/>
+        <w:t>Diode Testing</w:t>
+      </w:r>
+    </w:p>
+    <w:p>
+      <w:pPr>
+        <w:rPr>
+          <w:rFonts w:ascii="Georgia" w:hAnsi="Georgia"/>
+          <w:sz w:val="24"/>
+          <w:szCs w:val="24"/>
+        </w:rPr>
+      </w:pPr>
+      <w:r>
+        <w:rPr>
+          <w:rFonts w:ascii="Georgia" w:hAnsi="Georgia"/>
+          <w:b/>
+          <w:bCs/>
+          <w:sz w:val="24"/>
+          <w:szCs w:val="24"/>
+        </w:rPr>
+        <w:t>Diode ek one-way component hai</w:t>
+      </w:r>
+      <w:r>
+        <w:rPr>
+          <w:rFonts w:ascii="Georgia" w:hAnsi="Georgia"/>
+          <w:sz w:val="24"/>
+          <w:szCs w:val="24"/>
+        </w:rPr>
+        <w:t xml:space="preserve"> – ek direction me current jaane deta hai, dusri me rok deta hai.</w:t>
+      </w:r>
+    </w:p>
+    <w:p>
+      <w:pPr>
+        <w:rPr>
+          <w:rFonts w:ascii="Georgia" w:hAnsi="Georgia"/>
+          <w:sz w:val="24"/>
+          <w:szCs w:val="24"/>
+        </w:rPr>
+      </w:pPr>
+      <w:r>
+        <w:rPr>
+          <w:rFonts w:ascii="Georgia" w:hAnsi="Georgia"/>
+          <w:sz w:val="24"/>
+          <w:szCs w:val="24"/>
+        </w:rPr>
+        <w:t>Testing se pata chalta hai diode OK, Open, Short ya Leakage me hai.</w:t>
+      </w:r>
+    </w:p>
+    <w:p>
+      <w:pPr>
+        <w:numPr>
+          <w:ilvl w:val="0"/>
+          <w:numId w:val="2"/>
+        </w:numPr>
+        <w:rPr>
+          <w:rFonts w:ascii="Georgia" w:hAnsi="Georgia"/>
+          <w:sz w:val="24"/>
+          <w:szCs w:val="24"/>
+        </w:rPr>
+      </w:pPr>
+      <w:r>
+        <w:rPr>
+          <w:rFonts w:ascii="Georgia" w:hAnsi="Georgia"/>
+          <w:b/>
+          <w:bCs/>
+          <w:sz w:val="24"/>
+          <w:szCs w:val="24"/>
+        </w:rPr>
+        <w:t>Open</w:t>
+      </w:r>
+      <w:r>
+        <w:rPr>
+          <w:rFonts w:ascii="Georgia" w:hAnsi="Georgia"/>
+          <w:sz w:val="24"/>
+          <w:szCs w:val="24"/>
+        </w:rPr>
+        <w:t xml:space="preserve"> </w:t>
+      </w:r>
+      <w:r>
+        <w:rPr>
+          <w:rFonts w:ascii="Times New Roman" w:hAnsi="Times New Roman" w:cs="Times New Roman"/>
+          <w:sz w:val="24"/>
+          <w:szCs w:val="24"/>
+        </w:rPr>
+        <w:t>→</w:t>
+      </w:r>
+      <w:r>
+        <w:rPr>
+          <w:rFonts w:ascii="Georgia" w:hAnsi="Georgia"/>
+          <w:sz w:val="24"/>
+          <w:szCs w:val="24"/>
+        </w:rPr>
+        <w:t xml:space="preserve"> Diode bilkul conduct nahi karta</w:t>
+      </w:r>
+    </w:p>
+    <w:p>
+      <w:pPr>
+        <w:numPr>
+          <w:ilvl w:val="0"/>
+          <w:numId w:val="2"/>
+        </w:numPr>
+        <w:rPr>
+          <w:rFonts w:ascii="Georgia" w:hAnsi="Georgia"/>
+          <w:sz w:val="24"/>
+          <w:szCs w:val="24"/>
+        </w:rPr>
+      </w:pPr>
+      <w:r>
+        <w:rPr>
+          <w:rFonts w:ascii="Georgia" w:hAnsi="Georgia"/>
+          <w:b/>
+          <w:bCs/>
+          <w:sz w:val="24"/>
+          <w:szCs w:val="24"/>
+        </w:rPr>
+        <w:t>Short</w:t>
+      </w:r>
+      <w:r>
+        <w:rPr>
+          <w:rFonts w:ascii="Georgia" w:hAnsi="Georgia"/>
+          <w:sz w:val="24"/>
+          <w:szCs w:val="24"/>
+        </w:rPr>
+        <w:t xml:space="preserve"> </w:t>
+      </w:r>
+      <w:r>
+        <w:rPr>
+          <w:rFonts w:ascii="Times New Roman" w:hAnsi="Times New Roman" w:cs="Times New Roman"/>
+          <w:sz w:val="24"/>
+          <w:szCs w:val="24"/>
+        </w:rPr>
+        <w:t>→</w:t>
+      </w:r>
+      <w:r>
+        <w:rPr>
+          <w:rFonts w:ascii="Georgia" w:hAnsi="Georgia"/>
+          <w:sz w:val="24"/>
+          <w:szCs w:val="24"/>
+        </w:rPr>
+        <w:t xml:space="preserve"> Diode dono direction me conduct karta</w:t>
+      </w:r>
+    </w:p>
+    <w:p>
+      <w:pPr>
+        <w:numPr>
+          <w:ilvl w:val="0"/>
+          <w:numId w:val="2"/>
+        </w:numPr>
+        <w:rPr>
+          <w:rFonts w:ascii="Georgia" w:hAnsi="Georgia"/>
+          <w:sz w:val="24"/>
+          <w:szCs w:val="24"/>
+        </w:rPr>
+      </w:pPr>
+      <w:r>
+        <w:rPr>
+          <w:rFonts w:ascii="Georgia" w:hAnsi="Georgia"/>
+          <w:b/>
+          <w:bCs/>
+          <w:sz w:val="24"/>
+          <w:szCs w:val="24"/>
+        </w:rPr>
+        <w:t>Leakage</w:t>
+      </w:r>
+      <w:r>
+        <w:rPr>
+          <w:rFonts w:ascii="Georgia" w:hAnsi="Georgia"/>
+          <w:sz w:val="24"/>
+          <w:szCs w:val="24"/>
+        </w:rPr>
+        <w:t xml:space="preserve"> </w:t>
+      </w:r>
+      <w:r>
+        <w:rPr>
+          <w:rFonts w:ascii="Times New Roman" w:hAnsi="Times New Roman" w:cs="Times New Roman"/>
+          <w:sz w:val="24"/>
+          <w:szCs w:val="24"/>
+        </w:rPr>
+        <w:t>→</w:t>
+      </w:r>
+      <w:r>
+        <w:rPr>
+          <w:rFonts w:ascii="Georgia" w:hAnsi="Georgia"/>
+          <w:sz w:val="24"/>
+          <w:szCs w:val="24"/>
+        </w:rPr>
+        <w:t xml:space="preserve"> OFF hone par bhi thoda current pass karta</w:t>
+      </w:r>
+    </w:p>
+    <w:p>
+      <w:pPr>
+        <w:pStyle w:val="ListParagraph"/>
+        <w:spacing w:before="100" w:beforeAutospacing="1" w:after="100" w:afterAutospacing="1" w:line="240" w:lineRule="auto"/>
+        <w:ind w:hanging="720"/>
+        <w:outlineLvl w:val="1"/>
+        <w:rPr>
+          <w:rFonts w:ascii="Times New Roman" w:eastAsia="Times New Roman" w:hAnsi="Times New Roman" w:cs="Times New Roman"/>
+          <w:b/>
+          <w:bCs/>
+          <w:sz w:val="24"/>
+          <w:szCs w:val="24"/>
+        </w:rPr>
+      </w:pPr>
+      <w:r>
+        <w:rPr>
+          <w:rFonts w:ascii="Times New Roman" w:eastAsia="Times New Roman" w:hAnsi="Times New Roman" w:cs="Times New Roman"/>
+          <w:b/>
+          <w:bCs/>
+          <w:sz w:val="24"/>
+          <w:szCs w:val="24"/>
+        </w:rPr>
+        <w:t>Testing Method (Multimeter – Diode Mode)</w:t>
+      </w:r>
+    </w:p>
+    <w:p>
+      <w:pPr>
+        <w:spacing w:before="100" w:beforeAutospacing="1" w:after="100" w:afterAutospacing="1" w:line="240" w:lineRule="auto"/>
+        <w:outlineLvl w:val="2"/>
+        <w:rPr>
+          <w:rFonts w:ascii="Times New Roman" w:eastAsia="Times New Roman" w:hAnsi="Times New Roman" w:cs="Times New Roman"/>
+          <w:b/>
+          <w:bCs/>
+          <w:sz w:val="27"/>
+          <w:szCs w:val="27"/>
+        </w:rPr>
+      </w:pPr>
+      <w:r>
+        <w:rPr>
+          <w:rFonts w:ascii="Segoe UI Emoji" w:eastAsia="Times New Roman" w:hAnsi="Segoe UI Emoji" w:cs="Segoe UI Emoji"/>
+          <w:b/>
+          <w:bCs/>
+          <w:sz w:val="27"/>
+          <w:szCs w:val="27"/>
+        </w:rPr>
+        <w:t>✅</w:t>
+      </w:r>
+      <w:r>
+        <w:rPr>
+          <w:rFonts w:ascii="Times New Roman" w:eastAsia="Times New Roman" w:hAnsi="Times New Roman" w:cs="Times New Roman"/>
+          <w:b/>
+          <w:bCs/>
+          <w:sz w:val="27"/>
+          <w:szCs w:val="27"/>
+        </w:rPr>
+        <w:t xml:space="preserve"> Good Diode</w:t>
+      </w:r>
+    </w:p>
+    <w:p>
+      <w:pPr>
+        <w:rPr>
+          <w:rFonts w:ascii="Georgia" w:hAnsi="Georgia"/>
+          <w:sz w:val="24"/>
+          <w:szCs w:val="24"/>
+        </w:rPr>
+      </w:pPr>
+      <w:r>
+        <w:rPr>
+          <w:rFonts w:ascii="Georgia" w:hAnsi="Georgia"/>
+          <w:sz w:val="24"/>
+          <w:szCs w:val="24"/>
+        </w:rPr>
+        <w:drawing>
+          <wp:inline distT="0" distB="0" distL="0" distR="0" wp14:anchorId="4C0BC5D5" wp14:editId="7B19F28B">
+            <wp:extent cx="6492240" cy="1804670"/>
+            <wp:effectExtent l="0" t="0" r="3810" b="5080"/>
+            <wp:docPr id="22" name="Picture 22"/>
+            <wp:cNvGraphicFramePr>
+              <a:graphicFrameLocks xmlns:a="http://schemas.openxmlformats.org/drawingml/2006/main" noChangeAspect="1"/>
+            </wp:cNvGraphicFramePr>
+            <a:graphic xmlns:a="http://schemas.openxmlformats.org/drawingml/2006/main">
+              <a:graphicData uri="http://schemas.openxmlformats.org/drawingml/2006/picture">
+                <pic:pic xmlns:pic="http://schemas.openxmlformats.org/drawingml/2006/picture">
+                  <pic:nvPicPr>
+                    <pic:cNvPr id="1" name=""/>
+                    <pic:cNvPicPr/>
+                  </pic:nvPicPr>
+                  <pic:blipFill>
+                    <a:blip r:embed="rId23"/>
+                    <a:stretch>
+                      <a:fillRect/>
+                    </a:stretch>
+                  </pic:blipFill>
+                  <pic:spPr>
+                    <a:xfrm>
+                      <a:off x="0" y="0"/>
+                      <a:ext cx="6492240" cy="1804670"/>
+                    </a:xfrm>
+                    <a:prstGeom prst="rect">
+                      <a:avLst/>
+                    </a:prstGeom>
+                  </pic:spPr>
+                </pic:pic>
+              </a:graphicData>
+            </a:graphic>
+          </wp:inline>
+        </w:drawing>
+      </w:r>
+    </w:p>
+    <w:p>
+      <w:pPr>
+        <w:rPr>
+          <w:rFonts w:ascii="Georgia" w:hAnsi="Georgia"/>
+          <w:sz w:val="24"/>
+          <w:szCs w:val="24"/>
+        </w:rPr>
+      </w:pPr>
+      <w:r>
+        <w:rPr>
+          <w:rFonts w:ascii="Segoe UI Emoji" w:hAnsi="Segoe UI Emoji" w:cs="Segoe UI Emoji"/>
+          <w:sz w:val="24"/>
+          <w:szCs w:val="24"/>
+        </w:rPr>
+        <w:t>❌</w:t>
+      </w:r>
+      <w:r>
+        <w:rPr>
+          <w:rFonts w:ascii="Georgia" w:hAnsi="Georgia"/>
+          <w:sz w:val="24"/>
+          <w:szCs w:val="24"/>
+        </w:rPr>
+        <w:t xml:space="preserve"> Open Diode</w:t>
+      </w:r>
+    </w:p>
+    <w:p>
+      <w:pPr>
+        <w:rPr>
+          <w:rFonts w:ascii="Georgia" w:hAnsi="Georgia"/>
+          <w:sz w:val="24"/>
+          <w:szCs w:val="24"/>
+        </w:rPr>
+      </w:pPr>
+      <w:r>
+        <w:rPr>
+          <w:rFonts w:ascii="Georgia" w:hAnsi="Georgia"/>
+          <w:sz w:val="24"/>
+          <w:szCs w:val="24"/>
+        </w:rPr>
+        <w:drawing>
+          <wp:inline distT="0" distB="0" distL="0" distR="0" wp14:anchorId="4923E9C3" wp14:editId="6A126E15">
+            <wp:extent cx="6492240" cy="916305"/>
+            <wp:effectExtent l="0" t="0" r="3810" b="0"/>
+            <wp:docPr id="18" name="Picture 18"/>
+            <wp:cNvGraphicFramePr>
+              <a:graphicFrameLocks xmlns:a="http://schemas.openxmlformats.org/drawingml/2006/main" noChangeAspect="1"/>
+            </wp:cNvGraphicFramePr>
+            <a:graphic xmlns:a="http://schemas.openxmlformats.org/drawingml/2006/main">
+              <a:graphicData uri="http://schemas.openxmlformats.org/drawingml/2006/picture">
+                <pic:pic xmlns:pic="http://schemas.openxmlformats.org/drawingml/2006/picture">
+                  <pic:nvPicPr>
+                    <pic:cNvPr id="1" name=""/>
+                    <pic:cNvPicPr/>
+                  </pic:nvPicPr>
+                  <pic:blipFill>
+                    <a:blip r:embed="rId24"/>
+                    <a:stretch>
+                      <a:fillRect/>
+                    </a:stretch>
+                  </pic:blipFill>
+                  <pic:spPr>
+                    <a:xfrm>
+                      <a:off x="0" y="0"/>
+                      <a:ext cx="6492240" cy="916305"/>
+                    </a:xfrm>
+                    <a:prstGeom prst="rect">
+                      <a:avLst/>
+                    </a:prstGeom>
+                  </pic:spPr>
+                </pic:pic>
+              </a:graphicData>
+            </a:graphic>
+          </wp:inline>
+        </w:drawing>
+      </w:r>
+    </w:p>
+    <w:p>
+      <w:r>
+        <w:rPr>
+          <w:rFonts w:ascii="Segoe UI Emoji" w:hAnsi="Segoe UI Emoji" w:cs="Segoe UI Emoji"/>
+        </w:rPr>
+        <w:t>❌</w:t>
+      </w:r>
+      <w:r>
+        <w:t xml:space="preserve"> Short Diode</w:t>
+      </w:r>
+    </w:p>
+    <w:p>
+      <w:pPr>
+        <w:rPr>
+          <w:rFonts w:ascii="Segoe UI Symbol" w:hAnsi="Segoe UI Symbol" w:cs="Segoe UI Symbol"/>
+          <w:sz w:val="24"/>
+          <w:szCs w:val="24"/>
+        </w:rPr>
+      </w:pPr>
+      <w:r>
+        <w:rPr>
+          <w:rFonts w:ascii="Segoe UI Symbol" w:hAnsi="Segoe UI Symbol" w:cs="Segoe UI Symbol"/>
+          <w:sz w:val="24"/>
+          <w:szCs w:val="24"/>
+        </w:rPr>
+        <w:drawing>
+          <wp:inline distT="0" distB="0" distL="0" distR="0" wp14:anchorId="6ECFC515" wp14:editId="28515199">
+            <wp:extent cx="6492240" cy="916305"/>
+            <wp:effectExtent l="0" t="0" r="3810" b="0"/>
+            <wp:docPr id="23" name="Picture 23"/>
+            <wp:cNvGraphicFramePr>
+              <a:graphicFrameLocks xmlns:a="http://schemas.openxmlformats.org/drawingml/2006/main" noChangeAspect="1"/>
+            </wp:cNvGraphicFramePr>
+            <a:graphic xmlns:a="http://schemas.openxmlformats.org/drawingml/2006/main">
+              <a:graphicData uri="http://schemas.openxmlformats.org/drawingml/2006/picture">
+                <pic:pic xmlns:pic="http://schemas.openxmlformats.org/drawingml/2006/picture">
+                  <pic:nvPicPr>
+                    <pic:cNvPr id="1" name=""/>
+                    <pic:cNvPicPr/>
+                  </pic:nvPicPr>
+                  <pic:blipFill>
+                    <a:blip r:embed="rId25"/>
+                    <a:stretch>
+                      <a:fillRect/>
+                    </a:stretch>
+                  </pic:blipFill>
+                  <pic:spPr>
+                    <a:xfrm>
+                      <a:off x="0" y="0"/>
+                      <a:ext cx="6492240" cy="916305"/>
+                    </a:xfrm>
+                    <a:prstGeom prst="rect">
+                      <a:avLst/>
+                    </a:prstGeom>
+                  </pic:spPr>
+                </pic:pic>
+              </a:graphicData>
+            </a:graphic>
+          </wp:inline>
+        </w:drawing>
+      </w:r>
+    </w:p>
+    <w:p>
+      <w:pPr>
+        <w:rPr>
+          <w:rFonts w:ascii="Georgia" w:hAnsi="Georgia"/>
+          <w:sz w:val="24"/>
+          <w:szCs w:val="24"/>
+        </w:rPr>
+      </w:pPr>
+      <w:r>
+        <w:rPr>
+          <w:rFonts w:ascii="Segoe UI Symbol" w:hAnsi="Segoe UI Symbol" w:cs="Segoe UI Symbol"/>
+          <w:sz w:val="24"/>
+          <w:szCs w:val="24"/>
+        </w:rPr>
+        <w:t>⚠</w:t>
+      </w:r>
+      <w:r>
+        <w:rPr>
+          <w:rFonts w:ascii="Georgia" w:hAnsi="Georgia"/>
+          <w:sz w:val="24"/>
+          <w:szCs w:val="24"/>
+        </w:rPr>
+        <w:t>️ Leakage Diode</w:t>
+      </w:r>
+    </w:p>
+    <w:p>
+      <w:pPr>
+        <w:rPr>
+          <w:rFonts w:ascii="Georgia" w:hAnsi="Georgia"/>
+          <w:sz w:val="24"/>
+          <w:szCs w:val="24"/>
+        </w:rPr>
+      </w:pPr>
+      <w:r>
+        <w:rPr>
+          <w:rFonts w:ascii="Georgia" w:hAnsi="Georgia"/>
+          <w:sz w:val="24"/>
+          <w:szCs w:val="24"/>
+        </w:rPr>
+        <w:drawing>
+          <wp:inline distT="0" distB="0" distL="0" distR="0" wp14:anchorId="1525E0F0" wp14:editId="073F78D5">
+            <wp:extent cx="6492240" cy="916305"/>
+            <wp:effectExtent l="0" t="0" r="3810" b="0"/>
+            <wp:docPr id="21" name="Picture 21"/>
+            <wp:cNvGraphicFramePr>
+              <a:graphicFrameLocks xmlns:a="http://schemas.openxmlformats.org/drawingml/2006/main" noChangeAspect="1"/>
+            </wp:cNvGraphicFramePr>
+            <a:graphic xmlns:a="http://schemas.openxmlformats.org/drawingml/2006/main">
+              <a:graphicData uri="http://schemas.openxmlformats.org/drawingml/2006/picture">
+                <pic:pic xmlns:pic="http://schemas.openxmlformats.org/drawingml/2006/picture">
+                  <pic:nvPicPr>
+                    <pic:cNvPr id="1" name=""/>
+                    <pic:cNvPicPr/>
+                  </pic:nvPicPr>
+                  <pic:blipFill>
+                    <a:blip r:embed="rId26"/>
+                    <a:stretch>
+                      <a:fillRect/>
+                    </a:stretch>
+                  </pic:blipFill>
+                  <pic:spPr>
+                    <a:xfrm>
+                      <a:off x="0" y="0"/>
+                      <a:ext cx="6492240" cy="916305"/>
+                    </a:xfrm>
+                    <a:prstGeom prst="rect">
+                      <a:avLst/>
+                    </a:prstGeom>
+                  </pic:spPr>
+                </pic:pic>
+              </a:graphicData>
+            </a:graphic>
+          </wp:inline>
+        </w:drawing>
+      </w:r>
+    </w:p>
+    <w:p>
+      <w:pPr>
+        <w:rPr>
+          <w:rFonts w:ascii="Georgia" w:hAnsi="Georgia"/>
+          <w:b/>
+          <w:bCs/>
+          <w:sz w:val="24"/>
+          <w:szCs w:val="24"/>
+        </w:rPr>
+      </w:pPr>
+      <w:r>
+        <w:rPr>
+          <w:rFonts w:ascii="Georgia" w:hAnsi="Georgia"/>
+          <w:b/>
+          <w:bCs/>
+          <w:sz w:val="24"/>
+          <w:szCs w:val="24"/>
+        </w:rPr>
+        <w:lastRenderedPageBreak/>
+        <w:t>Q</w:t>
+      </w:r>
+      <w:r>
+        <w:rPr>
+          <w:rFonts w:ascii="Georgia" w:hAnsi="Georgia"/>
+          <w:b/>
+          <w:bCs/>
+          <w:sz w:val="24"/>
+          <w:szCs w:val="24"/>
+        </w:rPr>
+        <w:t>uick Table (Easy yaad)</w:t>
+      </w:r>
+    </w:p>
+    <w:tbl>
+      <w:tblPr>
+        <w:tblW w:w="8960" w:type="dxa"/>
+        <w:tblCellSpacing w:w="15" w:type="dxa"/>
+        <w:tblBorders>
+          <w:top w:val="single" w:sz="4" w:space="0" w:color="auto"/>
+          <w:left w:val="single" w:sz="4" w:space="0" w:color="auto"/>
+          <w:bottom w:val="single" w:sz="4" w:space="0" w:color="auto"/>
+          <w:right w:val="single" w:sz="4" w:space="0" w:color="auto"/>
+          <w:insideH w:val="single" w:sz="4" w:space="0" w:color="auto"/>
+          <w:insideV w:val="single" w:sz="4" w:space="0" w:color="auto"/>
+        </w:tblBorders>
+        <w:tblCellMar>
+          <w:top w:w="15" w:type="dxa"/>
+          <w:left w:w="15" w:type="dxa"/>
+          <w:bottom w:w="15" w:type="dxa"/>
+          <w:right w:w="15" w:type="dxa"/>
+        </w:tblCellMar>
+        <w:tblLook w:val="04A0" w:firstRow="1" w:lastRow="0" w:firstColumn="1" w:lastColumn="0" w:noHBand="0" w:noVBand="1"/>
+      </w:tblPr>
+      <w:tblGrid>
+        <w:gridCol w:w="2993"/>
+        <w:gridCol w:w="2611"/>
+        <w:gridCol w:w="3356"/>
+      </w:tblGrid>
+      <w:tr>
+        <w:trPr>
+          <w:trHeight w:val="482"/>
+          <w:tblHeader/>
+          <w:tblCellSpacing w:w="15" w:type="dxa"/>
+        </w:trPr>
+        <w:tc>
+          <w:tcPr>
+            <w:tcW w:w="0" w:type="auto"/>
+            <w:vAlign w:val="center"/>
+            <w:hideMark/>
+          </w:tcPr>
+          <w:p>
+            <w:pPr>
+              <w:rPr>
+                <w:rFonts w:ascii="Georgia" w:hAnsi="Georgia"/>
+                <w:b/>
+                <w:bCs/>
+                <w:sz w:val="24"/>
+                <w:szCs w:val="24"/>
+              </w:rPr>
+            </w:pPr>
+            <w:r>
+              <w:rPr>
+                <w:rFonts w:ascii="Georgia" w:hAnsi="Georgia"/>
+                <w:b/>
+                <w:bCs/>
+                <w:sz w:val="24"/>
+                <w:szCs w:val="24"/>
+              </w:rPr>
+              <w:t>Condition</w:t>
+            </w:r>
+          </w:p>
+        </w:tc>
+        <w:tc>
+          <w:tcPr>
+            <w:tcW w:w="0" w:type="auto"/>
+            <w:vAlign w:val="center"/>
+            <w:hideMark/>
+          </w:tcPr>
+          <w:p>
+            <w:pPr>
+              <w:rPr>
+                <w:rFonts w:ascii="Georgia" w:hAnsi="Georgia"/>
+                <w:b/>
+                <w:bCs/>
+                <w:sz w:val="24"/>
+                <w:szCs w:val="24"/>
+              </w:rPr>
+            </w:pPr>
+            <w:r>
+              <w:rPr>
+                <w:rFonts w:ascii="Georgia" w:hAnsi="Georgia"/>
+                <w:b/>
+                <w:bCs/>
+                <w:sz w:val="24"/>
+                <w:szCs w:val="24"/>
+              </w:rPr>
+              <w:t>Forward</w:t>
+            </w:r>
+          </w:p>
+        </w:tc>
+        <w:tc>
+          <w:tcPr>
+            <w:tcW w:w="0" w:type="auto"/>
+            <w:vAlign w:val="center"/>
+            <w:hideMark/>
+          </w:tcPr>
+          <w:p>
+            <w:pPr>
+              <w:rPr>
+                <w:rFonts w:ascii="Georgia" w:hAnsi="Georgia"/>
+                <w:b/>
+                <w:bCs/>
+                <w:sz w:val="24"/>
+                <w:szCs w:val="24"/>
+              </w:rPr>
+            </w:pPr>
+            <w:r>
+              <w:rPr>
+                <w:rFonts w:ascii="Georgia" w:hAnsi="Georgia"/>
+                <w:b/>
+                <w:bCs/>
+                <w:sz w:val="24"/>
+                <w:szCs w:val="24"/>
+              </w:rPr>
+              <w:t>Reverse</w:t>
+            </w:r>
+          </w:p>
+        </w:tc>
+      </w:tr>
+      <w:tr>
+        <w:trPr>
+          <w:trHeight w:val="482"/>
+          <w:tblCellSpacing w:w="15" w:type="dxa"/>
+        </w:trPr>
+        <w:tc>
+          <w:tcPr>
+            <w:tcW w:w="0" w:type="auto"/>
+            <w:vAlign w:val="center"/>
+            <w:hideMark/>
+          </w:tcPr>
+          <w:p>
+            <w:pPr>
+              <w:rPr>
+                <w:rFonts w:ascii="Georgia" w:hAnsi="Georgia"/>
+                <w:sz w:val="24"/>
+                <w:szCs w:val="24"/>
+              </w:rPr>
+            </w:pPr>
+            <w:r>
+              <w:rPr>
+                <w:rFonts w:ascii="Georgia" w:hAnsi="Georgia"/>
+                <w:sz w:val="24"/>
+                <w:szCs w:val="24"/>
+              </w:rPr>
+              <w:t>Good</w:t>
+            </w:r>
+          </w:p>
+        </w:tc>
+        <w:tc>
+          <w:tcPr>
+            <w:tcW w:w="0" w:type="auto"/>
+            <w:vAlign w:val="center"/>
+            <w:hideMark/>
+          </w:tcPr>
+          <w:p>
+            <w:pPr>
+              <w:rPr>
+                <w:rFonts w:ascii="Georgia" w:hAnsi="Georgia"/>
+                <w:sz w:val="24"/>
+                <w:szCs w:val="24"/>
+              </w:rPr>
+            </w:pPr>
+            <w:r>
+              <w:rPr>
+                <w:rFonts w:ascii="Georgia" w:hAnsi="Georgia"/>
+                <w:sz w:val="24"/>
+                <w:szCs w:val="24"/>
+              </w:rPr>
+              <w:t>0.4–0.7V</w:t>
+            </w:r>
+          </w:p>
+        </w:tc>
+        <w:tc>
+          <w:tcPr>
+            <w:tcW w:w="0" w:type="auto"/>
+            <w:vAlign w:val="center"/>
+            <w:hideMark/>
+          </w:tcPr>
+          <w:p>
+            <w:pPr>
+              <w:rPr>
+                <w:rFonts w:ascii="Georgia" w:hAnsi="Georgia"/>
+                <w:sz w:val="24"/>
+                <w:szCs w:val="24"/>
+              </w:rPr>
+            </w:pPr>
+            <w:r>
+              <w:rPr>
+                <w:rFonts w:ascii="Georgia" w:hAnsi="Georgia"/>
+                <w:sz w:val="24"/>
+                <w:szCs w:val="24"/>
+              </w:rPr>
+              <w:t>OL</w:t>
+            </w:r>
+          </w:p>
+        </w:tc>
+      </w:tr>
+      <w:tr>
+        <w:trPr>
+          <w:trHeight w:val="482"/>
+          <w:tblCellSpacing w:w="15" w:type="dxa"/>
+        </w:trPr>
+        <w:tc>
+          <w:tcPr>
+            <w:tcW w:w="0" w:type="auto"/>
+            <w:vAlign w:val="center"/>
+            <w:hideMark/>
+          </w:tcPr>
+          <w:p>
+            <w:pPr>
+              <w:rPr>
+                <w:rFonts w:ascii="Georgia" w:hAnsi="Georgia"/>
+                <w:sz w:val="24"/>
+                <w:szCs w:val="24"/>
+              </w:rPr>
+            </w:pPr>
+            <w:r>
+              <w:rPr>
+                <w:rFonts w:ascii="Georgia" w:hAnsi="Georgia"/>
+                <w:sz w:val="24"/>
+                <w:szCs w:val="24"/>
+              </w:rPr>
+              <w:t>Open</w:t>
+            </w:r>
+          </w:p>
+        </w:tc>
+        <w:tc>
+          <w:tcPr>
+            <w:tcW w:w="0" w:type="auto"/>
+            <w:vAlign w:val="center"/>
+            <w:hideMark/>
+          </w:tcPr>
+          <w:p>
+            <w:pPr>
+              <w:rPr>
+                <w:rFonts w:ascii="Georgia" w:hAnsi="Georgia"/>
+                <w:sz w:val="24"/>
+                <w:szCs w:val="24"/>
+              </w:rPr>
+            </w:pPr>
+            <w:r>
+              <w:rPr>
+                <w:rFonts w:ascii="Georgia" w:hAnsi="Georgia"/>
+                <w:sz w:val="24"/>
+                <w:szCs w:val="24"/>
+              </w:rPr>
+              <w:t>OL</w:t>
+            </w:r>
+          </w:p>
+        </w:tc>
+        <w:tc>
+          <w:tcPr>
+            <w:tcW w:w="0" w:type="auto"/>
+            <w:vAlign w:val="center"/>
+            <w:hideMark/>
+          </w:tcPr>
+          <w:p>
+            <w:pPr>
+              <w:rPr>
+                <w:rFonts w:ascii="Georgia" w:hAnsi="Georgia"/>
+                <w:sz w:val="24"/>
+                <w:szCs w:val="24"/>
+              </w:rPr>
+            </w:pPr>
+            <w:r>
+              <w:rPr>
+                <w:rFonts w:ascii="Georgia" w:hAnsi="Georgia"/>
+                <w:sz w:val="24"/>
+                <w:szCs w:val="24"/>
+              </w:rPr>
+              <w:t>OL</w:t>
+            </w:r>
+          </w:p>
+        </w:tc>
+      </w:tr>
+      <w:tr>
+        <w:trPr>
+          <w:trHeight w:val="466"/>
+          <w:tblCellSpacing w:w="15" w:type="dxa"/>
+        </w:trPr>
+        <w:tc>
+          <w:tcPr>
+            <w:tcW w:w="0" w:type="auto"/>
+            <w:vAlign w:val="center"/>
+            <w:hideMark/>
+          </w:tcPr>
+          <w:p>
+            <w:pPr>
+              <w:rPr>
+                <w:rFonts w:ascii="Georgia" w:hAnsi="Georgia"/>
+                <w:sz w:val="24"/>
+                <w:szCs w:val="24"/>
+              </w:rPr>
+            </w:pPr>
+            <w:r>
+              <w:rPr>
+                <w:rFonts w:ascii="Georgia" w:hAnsi="Georgia"/>
+                <w:sz w:val="24"/>
+                <w:szCs w:val="24"/>
+              </w:rPr>
+              <w:t>Short</w:t>
+            </w:r>
+          </w:p>
+        </w:tc>
+        <w:tc>
+          <w:tcPr>
+            <w:tcW w:w="0" w:type="auto"/>
+            <w:vAlign w:val="center"/>
+            <w:hideMark/>
+          </w:tcPr>
+          <w:p>
+            <w:pPr>
+              <w:rPr>
+                <w:rFonts w:ascii="Georgia" w:hAnsi="Georgia"/>
+                <w:sz w:val="24"/>
+                <w:szCs w:val="24"/>
+              </w:rPr>
+            </w:pPr>
+            <w:r>
+              <w:rPr>
+                <w:rFonts w:ascii="Georgia" w:hAnsi="Georgia"/>
+                <w:sz w:val="24"/>
+                <w:szCs w:val="24"/>
+              </w:rPr>
+              <w:t>0 / Beep</w:t>
+            </w:r>
+          </w:p>
+        </w:tc>
+        <w:tc>
+          <w:tcPr>
+            <w:tcW w:w="0" w:type="auto"/>
+            <w:vAlign w:val="center"/>
+            <w:hideMark/>
+          </w:tcPr>
+          <w:p>
+            <w:pPr>
+              <w:rPr>
+                <w:rFonts w:ascii="Georgia" w:hAnsi="Georgia"/>
+                <w:sz w:val="24"/>
+                <w:szCs w:val="24"/>
+              </w:rPr>
+            </w:pPr>
+            <w:r>
+              <w:rPr>
+                <w:rFonts w:ascii="Georgia" w:hAnsi="Georgia"/>
+                <w:sz w:val="24"/>
+                <w:szCs w:val="24"/>
+              </w:rPr>
+              <w:t>0 / Beep</w:t>
+            </w:r>
+          </w:p>
+        </w:tc>
+      </w:tr>
+      <w:tr>
+        <w:trPr>
+          <w:trHeight w:val="482"/>
+          <w:tblCellSpacing w:w="15" w:type="dxa"/>
+        </w:trPr>
+        <w:tc>
+          <w:tcPr>
+            <w:tcW w:w="0" w:type="auto"/>
+            <w:vAlign w:val="center"/>
+            <w:hideMark/>
+          </w:tcPr>
+          <w:p>
+            <w:pPr>
+              <w:rPr>
+                <w:rFonts w:ascii="Georgia" w:hAnsi="Georgia"/>
+                <w:sz w:val="24"/>
+                <w:szCs w:val="24"/>
+              </w:rPr>
+            </w:pPr>
+            <w:r>
+              <w:rPr>
+                <w:rFonts w:ascii="Georgia" w:hAnsi="Georgia"/>
+                <w:sz w:val="24"/>
+                <w:szCs w:val="24"/>
+              </w:rPr>
+              <w:t>Leakage</w:t>
+            </w:r>
+          </w:p>
+        </w:tc>
+        <w:tc>
+          <w:tcPr>
+            <w:tcW w:w="0" w:type="auto"/>
+            <w:vAlign w:val="center"/>
+            <w:hideMark/>
+          </w:tcPr>
+          <w:p>
+            <w:pPr>
+              <w:rPr>
+                <w:rFonts w:ascii="Georgia" w:hAnsi="Georgia"/>
+                <w:sz w:val="24"/>
+                <w:szCs w:val="24"/>
+              </w:rPr>
+            </w:pPr>
+            <w:r>
+              <w:rPr>
+                <w:rFonts w:ascii="Georgia" w:hAnsi="Georgia"/>
+                <w:sz w:val="24"/>
+                <w:szCs w:val="24"/>
+              </w:rPr>
+              <w:t>OK</w:t>
+            </w:r>
+          </w:p>
+        </w:tc>
+        <w:tc>
+          <w:tcPr>
+            <w:tcW w:w="0" w:type="auto"/>
+            <w:vAlign w:val="center"/>
+            <w:hideMark/>
+          </w:tcPr>
+          <w:p>
+            <w:pPr>
+              <w:rPr>
+                <w:rFonts w:ascii="Georgia" w:hAnsi="Georgia"/>
+                <w:sz w:val="24"/>
+                <w:szCs w:val="24"/>
+              </w:rPr>
+            </w:pPr>
+            <w:r>
+              <w:rPr>
+                <w:rFonts w:ascii="Georgia" w:hAnsi="Georgia"/>
+                <w:sz w:val="24"/>
+                <w:szCs w:val="24"/>
+              </w:rPr>
+              <w:t>Value aa rahi</w:t>
+            </w:r>
+          </w:p>
+        </w:tc>
+      </w:tr>
+    </w:tbl>
+    <w:p>
+      <w:pPr>
+        <w:rPr>
+          <w:rFonts w:ascii="Georgia" w:hAnsi="Georgia"/>
+          <w:sz w:val="24"/>
+          <w:szCs w:val="24"/>
+        </w:rPr>
+      </w:pPr>
+    </w:p>
+    <w:p>
+      <w:pPr>
+        <w:pStyle w:val="ListParagraph"/>
+        <w:numPr>
+          <w:ilvl w:val="0"/>
+          <w:numId w:val="3"/>
+        </w:numPr>
+        <w:spacing w:line="360" w:lineRule="auto"/>
+        <w:rPr>
+          <w:rFonts w:ascii="Georgia" w:hAnsi="Georgia"/>
+          <w:sz w:val="24"/>
+          <w:szCs w:val="24"/>
+        </w:rPr>
+      </w:pPr>
+      <w:r>
+        <w:rPr>
+          <w:rFonts w:ascii="Georgia" w:hAnsi="Georgia"/>
+          <w:sz w:val="24"/>
+          <w:szCs w:val="24"/>
+        </w:rPr>
+        <w:t>OL = Open</w:t>
+      </w:r>
+    </w:p>
+    <w:p>
+      <w:pPr>
+        <w:pStyle w:val="ListParagraph"/>
+        <w:numPr>
+          <w:ilvl w:val="0"/>
+          <w:numId w:val="3"/>
+        </w:numPr>
+        <w:spacing w:line="360" w:lineRule="auto"/>
+        <w:rPr>
+          <w:rFonts w:ascii="Georgia" w:hAnsi="Georgia"/>
+          <w:sz w:val="24"/>
+          <w:szCs w:val="24"/>
+        </w:rPr>
+      </w:pPr>
+      <w:r>
+        <w:rPr>
+          <w:rFonts w:ascii="Georgia" w:hAnsi="Georgia"/>
+          <w:sz w:val="24"/>
+          <w:szCs w:val="24"/>
+        </w:rPr>
+        <w:t>0 dono side = Short</w:t>
+      </w:r>
+    </w:p>
+    <w:p>
+      <w:pPr>
+        <w:pStyle w:val="ListParagraph"/>
+        <w:numPr>
+          <w:ilvl w:val="0"/>
+          <w:numId w:val="3"/>
+        </w:numPr>
+        <w:spacing w:line="360" w:lineRule="auto"/>
+        <w:rPr>
+          <w:rFonts w:ascii="Georgia" w:hAnsi="Georgia"/>
+          <w:sz w:val="24"/>
+          <w:szCs w:val="24"/>
+        </w:rPr>
+      </w:pPr>
+      <w:r>
+        <w:rPr>
+          <w:rFonts w:ascii="Georgia" w:hAnsi="Georgia"/>
+          <w:sz w:val="24"/>
+          <w:szCs w:val="24"/>
+        </w:rPr>
+        <w:t>Reverse me value = Leakage</w:t>
+      </w:r>
+    </w:p>
+    <w:p>
+      <w:pPr>
+        <w:rPr>
+          <w:rFonts w:ascii="Georgia" w:hAnsi="Georgia"/>
+          <w:sz w:val="24"/>
+          <w:szCs w:val="24"/>
+        </w:rPr>
+      </w:pPr>
+    </w:p>
     <w:sectPr>
       <w:pgSz w:w="12240" w:h="15840"/>
       <w:pgMar w:top="1008" w:right="1008" w:bottom="1008" w:left="1008" w:header="720" w:footer="720" w:gutter="0"/>
@@ -1263,6 +2371,395 @@
     </w:sectPr>
   </w:body>
 </w:document>
+</file>
+
+<file path=word/numbering.xml><?xml version="1.0" encoding="utf-8"?>
+<w:numbering xmlns:wpc="http://schemas.microsoft.com/office/word/2010/wordprocessingCanvas" xmlns:cx="http://schemas.microsoft.com/office/drawing/2014/chartex" xmlns:cx1="http://schemas.microsoft.com/office/drawing/2015/9/8/chartex" xmlns:cx2="http://schemas.microsoft.com/office/drawing/2015/10/21/chartex" xmlns:cx3="http://schemas.microsoft.com/office/drawing/2016/5/9/chartex" xmlns:cx4="http://schemas.microsoft.com/office/drawing/2016/5/10/chartex" xmlns:cx5="http://schemas.microsoft.com/office/drawing/2016/5/11/chartex" xmlns:cx6="http://schemas.microsoft.com/office/drawing/2016/5/12/chartex" xmlns:cx7="http://schemas.microsoft.com/office/drawing/2016/5/13/chartex" xmlns:cx8="http://schemas.microsoft.com/office/drawing/2016/5/14/chartex" xmlns:mc="http://schemas.openxmlformats.org/markup-compatibility/2006" xmlns:aink="http://schemas.microsoft.com/office/drawing/2016/ink" xmlns:am3d="http://schemas.microsoft.com/office/drawing/2017/model3d" xmlns:o="urn:schemas-microsoft-com:office:office" xmlns:oel="http://schemas.microsoft.com/office/2019/extlst" xmlns:r="http://schemas.openxmlformats.org/officeDocument/2006/relationships" xmlns:m="http://schemas.openxmlformats.org/officeDocument/2006/math" xmlns:v="urn:schemas-microsoft-com:vml" xmlns:wp14="http://schemas.microsoft.com/office/word/2010/wordprocessingDrawing" xmlns:wp="http://schemas.openxmlformats.org/drawingml/2006/wordprocessingDrawing" xmlns:w10="urn:schemas-microsoft-com:office:word" xmlns:w="http://schemas.openxmlformats.org/wordprocessingml/2006/main" xmlns:w14="http://schemas.microsoft.com/office/word/2010/wordml" xmlns:w15="http://schemas.microsoft.com/office/word/2012/wordml" xmlns:w16cex="http://schemas.microsoft.com/office/word/2018/wordml/cex" xmlns:w16cid="http://schemas.microsoft.com/office/word/2016/wordml/cid" xmlns:w16="http://schemas.microsoft.com/office/word/2018/wordml" xmlns:w16sdtdh="http://schemas.microsoft.com/office/word/2020/wordml/sdtdatahash" xmlns:w16se="http://schemas.microsoft.com/office/word/2015/wordml/symex" xmlns:wpg="http://schemas.microsoft.com/office/word/2010/wordprocessingGroup" xmlns:wpi="http://schemas.microsoft.com/office/word/2010/wordprocessingInk" xmlns:wne="http://schemas.microsoft.com/office/word/2006/wordml" xmlns:wps="http://schemas.microsoft.com/office/word/2010/wordprocessingShape" mc:Ignorable="w14 w15 w16se w16cid w16 w16cex w16sdtdh wp14">
+  <w:abstractNum w:abstractNumId="0" w15:restartNumberingAfterBreak="0">
+    <w:nsid w:val="0390547D"/>
+    <w:multiLevelType w:val="multilevel"/>
+    <w:tmpl w:val="F208DC40"/>
+    <w:lvl w:ilvl="0">
+      <w:start w:val="1"/>
+      <w:numFmt w:val="bullet"/>
+      <w:lvlText w:val=""/>
+      <w:lvlJc w:val="left"/>
+      <w:pPr>
+        <w:tabs>
+          <w:tab w:val="num" w:pos="720"/>
+        </w:tabs>
+        <w:ind w:left="720" w:hanging="360"/>
+      </w:pPr>
+      <w:rPr>
+        <w:rFonts w:ascii="Symbol" w:hAnsi="Symbol" w:hint="default"/>
+        <w:sz w:val="20"/>
+      </w:rPr>
+    </w:lvl>
+    <w:lvl w:ilvl="1" w:tentative="1">
+      <w:start w:val="1"/>
+      <w:numFmt w:val="bullet"/>
+      <w:lvlText w:val="o"/>
+      <w:lvlJc w:val="left"/>
+      <w:pPr>
+        <w:tabs>
+          <w:tab w:val="num" w:pos="1440"/>
+        </w:tabs>
+        <w:ind w:left="1440" w:hanging="360"/>
+      </w:pPr>
+      <w:rPr>
+        <w:rFonts w:ascii="Courier New" w:hAnsi="Courier New" w:hint="default"/>
+        <w:sz w:val="20"/>
+      </w:rPr>
+    </w:lvl>
+    <w:lvl w:ilvl="2" w:tentative="1">
+      <w:start w:val="1"/>
+      <w:numFmt w:val="bullet"/>
+      <w:lvlText w:val=""/>
+      <w:lvlJc w:val="left"/>
+      <w:pPr>
+        <w:tabs>
+          <w:tab w:val="num" w:pos="2160"/>
+        </w:tabs>
+        <w:ind w:left="2160" w:hanging="360"/>
+      </w:pPr>
+      <w:rPr>
+        <w:rFonts w:ascii="Wingdings" w:hAnsi="Wingdings" w:hint="default"/>
+        <w:sz w:val="20"/>
+      </w:rPr>
+    </w:lvl>
+    <w:lvl w:ilvl="3" w:tentative="1">
+      <w:start w:val="1"/>
+      <w:numFmt w:val="bullet"/>
+      <w:lvlText w:val=""/>
+      <w:lvlJc w:val="left"/>
+      <w:pPr>
+        <w:tabs>
+          <w:tab w:val="num" w:pos="2880"/>
+        </w:tabs>
+        <w:ind w:left="2880" w:hanging="360"/>
+      </w:pPr>
+      <w:rPr>
+        <w:rFonts w:ascii="Wingdings" w:hAnsi="Wingdings" w:hint="default"/>
+        <w:sz w:val="20"/>
+      </w:rPr>
+    </w:lvl>
+    <w:lvl w:ilvl="4" w:tentative="1">
+      <w:start w:val="1"/>
+      <w:numFmt w:val="bullet"/>
+      <w:lvlText w:val=""/>
+      <w:lvlJc w:val="left"/>
+      <w:pPr>
+        <w:tabs>
+          <w:tab w:val="num" w:pos="3600"/>
+        </w:tabs>
+        <w:ind w:left="3600" w:hanging="360"/>
+      </w:pPr>
+      <w:rPr>
+        <w:rFonts w:ascii="Wingdings" w:hAnsi="Wingdings" w:hint="default"/>
+        <w:sz w:val="20"/>
+      </w:rPr>
+    </w:lvl>
+    <w:lvl w:ilvl="5" w:tentative="1">
+      <w:start w:val="1"/>
+      <w:numFmt w:val="bullet"/>
+      <w:lvlText w:val=""/>
+      <w:lvlJc w:val="left"/>
+      <w:pPr>
+        <w:tabs>
+          <w:tab w:val="num" w:pos="4320"/>
+        </w:tabs>
+        <w:ind w:left="4320" w:hanging="360"/>
+      </w:pPr>
+      <w:rPr>
+        <w:rFonts w:ascii="Wingdings" w:hAnsi="Wingdings" w:hint="default"/>
+        <w:sz w:val="20"/>
+      </w:rPr>
+    </w:lvl>
+    <w:lvl w:ilvl="6" w:tentative="1">
+      <w:start w:val="1"/>
+      <w:numFmt w:val="bullet"/>
+      <w:lvlText w:val=""/>
+      <w:lvlJc w:val="left"/>
+      <w:pPr>
+        <w:tabs>
+          <w:tab w:val="num" w:pos="5040"/>
+        </w:tabs>
+        <w:ind w:left="5040" w:hanging="360"/>
+      </w:pPr>
+      <w:rPr>
+        <w:rFonts w:ascii="Wingdings" w:hAnsi="Wingdings" w:hint="default"/>
+        <w:sz w:val="20"/>
+      </w:rPr>
+    </w:lvl>
+    <w:lvl w:ilvl="7" w:tentative="1">
+      <w:start w:val="1"/>
+      <w:numFmt w:val="bullet"/>
+      <w:lvlText w:val=""/>
+      <w:lvlJc w:val="left"/>
+      <w:pPr>
+        <w:tabs>
+          <w:tab w:val="num" w:pos="5760"/>
+        </w:tabs>
+        <w:ind w:left="5760" w:hanging="360"/>
+      </w:pPr>
+      <w:rPr>
+        <w:rFonts w:ascii="Wingdings" w:hAnsi="Wingdings" w:hint="default"/>
+        <w:sz w:val="20"/>
+      </w:rPr>
+    </w:lvl>
+    <w:lvl w:ilvl="8" w:tentative="1">
+      <w:start w:val="1"/>
+      <w:numFmt w:val="bullet"/>
+      <w:lvlText w:val=""/>
+      <w:lvlJc w:val="left"/>
+      <w:pPr>
+        <w:tabs>
+          <w:tab w:val="num" w:pos="6480"/>
+        </w:tabs>
+        <w:ind w:left="6480" w:hanging="360"/>
+      </w:pPr>
+      <w:rPr>
+        <w:rFonts w:ascii="Wingdings" w:hAnsi="Wingdings" w:hint="default"/>
+        <w:sz w:val="20"/>
+      </w:rPr>
+    </w:lvl>
+  </w:abstractNum>
+  <w:abstractNum w:abstractNumId="1" w15:restartNumberingAfterBreak="0">
+    <w:nsid w:val="5752312B"/>
+    <w:multiLevelType w:val="hybridMultilevel"/>
+    <w:tmpl w:val="07A8FF2E"/>
+    <w:lvl w:ilvl="0" w:tplc="04090001">
+      <w:start w:val="1"/>
+      <w:numFmt w:val="bullet"/>
+      <w:lvlText w:val=""/>
+      <w:lvlJc w:val="left"/>
+      <w:pPr>
+        <w:ind w:left="720" w:hanging="360"/>
+      </w:pPr>
+      <w:rPr>
+        <w:rFonts w:ascii="Symbol" w:hAnsi="Symbol" w:hint="default"/>
+      </w:rPr>
+    </w:lvl>
+    <w:lvl w:ilvl="1" w:tplc="04090003" w:tentative="1">
+      <w:start w:val="1"/>
+      <w:numFmt w:val="bullet"/>
+      <w:lvlText w:val="o"/>
+      <w:lvlJc w:val="left"/>
+      <w:pPr>
+        <w:ind w:left="1440" w:hanging="360"/>
+      </w:pPr>
+      <w:rPr>
+        <w:rFonts w:ascii="Courier New" w:hAnsi="Courier New" w:cs="Courier New" w:hint="default"/>
+      </w:rPr>
+    </w:lvl>
+    <w:lvl w:ilvl="2" w:tplc="04090005" w:tentative="1">
+      <w:start w:val="1"/>
+      <w:numFmt w:val="bullet"/>
+      <w:lvlText w:val=""/>
+      <w:lvlJc w:val="left"/>
+      <w:pPr>
+        <w:ind w:left="2160" w:hanging="360"/>
+      </w:pPr>
+      <w:rPr>
+        <w:rFonts w:ascii="Wingdings" w:hAnsi="Wingdings" w:hint="default"/>
+      </w:rPr>
+    </w:lvl>
+    <w:lvl w:ilvl="3" w:tplc="04090001" w:tentative="1">
+      <w:start w:val="1"/>
+      <w:numFmt w:val="bullet"/>
+      <w:lvlText w:val=""/>
+      <w:lvlJc w:val="left"/>
+      <w:pPr>
+        <w:ind w:left="2880" w:hanging="360"/>
+      </w:pPr>
+      <w:rPr>
+        <w:rFonts w:ascii="Symbol" w:hAnsi="Symbol" w:hint="default"/>
+      </w:rPr>
+    </w:lvl>
+    <w:lvl w:ilvl="4" w:tplc="04090003" w:tentative="1">
+      <w:start w:val="1"/>
+      <w:numFmt w:val="bullet"/>
+      <w:lvlText w:val="o"/>
+      <w:lvlJc w:val="left"/>
+      <w:pPr>
+        <w:ind w:left="3600" w:hanging="360"/>
+      </w:pPr>
+      <w:rPr>
+        <w:rFonts w:ascii="Courier New" w:hAnsi="Courier New" w:cs="Courier New" w:hint="default"/>
+      </w:rPr>
+    </w:lvl>
+    <w:lvl w:ilvl="5" w:tplc="04090005" w:tentative="1">
+      <w:start w:val="1"/>
+      <w:numFmt w:val="bullet"/>
+      <w:lvlText w:val=""/>
+      <w:lvlJc w:val="left"/>
+      <w:pPr>
+        <w:ind w:left="4320" w:hanging="360"/>
+      </w:pPr>
+      <w:rPr>
+        <w:rFonts w:ascii="Wingdings" w:hAnsi="Wingdings" w:hint="default"/>
+      </w:rPr>
+    </w:lvl>
+    <w:lvl w:ilvl="6" w:tplc="04090001" w:tentative="1">
+      <w:start w:val="1"/>
+      <w:numFmt w:val="bullet"/>
+      <w:lvlText w:val=""/>
+      <w:lvlJc w:val="left"/>
+      <w:pPr>
+        <w:ind w:left="5040" w:hanging="360"/>
+      </w:pPr>
+      <w:rPr>
+        <w:rFonts w:ascii="Symbol" w:hAnsi="Symbol" w:hint="default"/>
+      </w:rPr>
+    </w:lvl>
+    <w:lvl w:ilvl="7" w:tplc="04090003" w:tentative="1">
+      <w:start w:val="1"/>
+      <w:numFmt w:val="bullet"/>
+      <w:lvlText w:val="o"/>
+      <w:lvlJc w:val="left"/>
+      <w:pPr>
+        <w:ind w:left="5760" w:hanging="360"/>
+      </w:pPr>
+      <w:rPr>
+        <w:rFonts w:ascii="Courier New" w:hAnsi="Courier New" w:cs="Courier New" w:hint="default"/>
+      </w:rPr>
+    </w:lvl>
+    <w:lvl w:ilvl="8" w:tplc="04090005" w:tentative="1">
+      <w:start w:val="1"/>
+      <w:numFmt w:val="bullet"/>
+      <w:lvlText w:val=""/>
+      <w:lvlJc w:val="left"/>
+      <w:pPr>
+        <w:ind w:left="6480" w:hanging="360"/>
+      </w:pPr>
+      <w:rPr>
+        <w:rFonts w:ascii="Wingdings" w:hAnsi="Wingdings" w:hint="default"/>
+      </w:rPr>
+    </w:lvl>
+  </w:abstractNum>
+  <w:abstractNum w:abstractNumId="2" w15:restartNumberingAfterBreak="0">
+    <w:nsid w:val="693B4AC3"/>
+    <w:multiLevelType w:val="hybridMultilevel"/>
+    <w:tmpl w:val="AE661CA0"/>
+    <w:lvl w:ilvl="0" w:tplc="0409000B">
+      <w:start w:val="1"/>
+      <w:numFmt w:val="bullet"/>
+      <w:lvlText w:val=""/>
+      <w:lvlJc w:val="left"/>
+      <w:pPr>
+        <w:ind w:left="720" w:hanging="360"/>
+      </w:pPr>
+      <w:rPr>
+        <w:rFonts w:ascii="Wingdings" w:hAnsi="Wingdings" w:hint="default"/>
+      </w:rPr>
+    </w:lvl>
+    <w:lvl w:ilvl="1" w:tplc="04090003" w:tentative="1">
+      <w:start w:val="1"/>
+      <w:numFmt w:val="bullet"/>
+      <w:lvlText w:val="o"/>
+      <w:lvlJc w:val="left"/>
+      <w:pPr>
+        <w:ind w:left="1440" w:hanging="360"/>
+      </w:pPr>
+      <w:rPr>
+        <w:rFonts w:ascii="Courier New" w:hAnsi="Courier New" w:cs="Courier New" w:hint="default"/>
+      </w:rPr>
+    </w:lvl>
+    <w:lvl w:ilvl="2" w:tplc="04090005" w:tentative="1">
+      <w:start w:val="1"/>
+      <w:numFmt w:val="bullet"/>
+      <w:lvlText w:val=""/>
+      <w:lvlJc w:val="left"/>
+      <w:pPr>
+        <w:ind w:left="2160" w:hanging="360"/>
+      </w:pPr>
+      <w:rPr>
+        <w:rFonts w:ascii="Wingdings" w:hAnsi="Wingdings" w:hint="default"/>
+      </w:rPr>
+    </w:lvl>
+    <w:lvl w:ilvl="3" w:tplc="04090001" w:tentative="1">
+      <w:start w:val="1"/>
+      <w:numFmt w:val="bullet"/>
+      <w:lvlText w:val=""/>
+      <w:lvlJc w:val="left"/>
+      <w:pPr>
+        <w:ind w:left="2880" w:hanging="360"/>
+      </w:pPr>
+      <w:rPr>
+        <w:rFonts w:ascii="Symbol" w:hAnsi="Symbol" w:hint="default"/>
+      </w:rPr>
+    </w:lvl>
+    <w:lvl w:ilvl="4" w:tplc="04090003" w:tentative="1">
+      <w:start w:val="1"/>
+      <w:numFmt w:val="bullet"/>
+      <w:lvlText w:val="o"/>
+      <w:lvlJc w:val="left"/>
+      <w:pPr>
+        <w:ind w:left="3600" w:hanging="360"/>
+      </w:pPr>
+      <w:rPr>
+        <w:rFonts w:ascii="Courier New" w:hAnsi="Courier New" w:cs="Courier New" w:hint="default"/>
+      </w:rPr>
+    </w:lvl>
+    <w:lvl w:ilvl="5" w:tplc="04090005" w:tentative="1">
+      <w:start w:val="1"/>
+      <w:numFmt w:val="bullet"/>
+      <w:lvlText w:val=""/>
+      <w:lvlJc w:val="left"/>
+      <w:pPr>
+        <w:ind w:left="4320" w:hanging="360"/>
+      </w:pPr>
+      <w:rPr>
+        <w:rFonts w:ascii="Wingdings" w:hAnsi="Wingdings" w:hint="default"/>
+      </w:rPr>
+    </w:lvl>
+    <w:lvl w:ilvl="6" w:tplc="04090001" w:tentative="1">
+      <w:start w:val="1"/>
+      <w:numFmt w:val="bullet"/>
+      <w:lvlText w:val=""/>
+      <w:lvlJc w:val="left"/>
+      <w:pPr>
+        <w:ind w:left="5040" w:hanging="360"/>
+      </w:pPr>
+      <w:rPr>
+        <w:rFonts w:ascii="Symbol" w:hAnsi="Symbol" w:hint="default"/>
+      </w:rPr>
+    </w:lvl>
+    <w:lvl w:ilvl="7" w:tplc="04090003" w:tentative="1">
+      <w:start w:val="1"/>
+      <w:numFmt w:val="bullet"/>
+      <w:lvlText w:val="o"/>
+      <w:lvlJc w:val="left"/>
+      <w:pPr>
+        <w:ind w:left="5760" w:hanging="360"/>
+      </w:pPr>
+      <w:rPr>
+        <w:rFonts w:ascii="Courier New" w:hAnsi="Courier New" w:cs="Courier New" w:hint="default"/>
+      </w:rPr>
+    </w:lvl>
+    <w:lvl w:ilvl="8" w:tplc="04090005" w:tentative="1">
+      <w:start w:val="1"/>
+      <w:numFmt w:val="bullet"/>
+      <w:lvlText w:val=""/>
+      <w:lvlJc w:val="left"/>
+      <w:pPr>
+        <w:ind w:left="6480" w:hanging="360"/>
+      </w:pPr>
+      <w:rPr>
+        <w:rFonts w:ascii="Wingdings" w:hAnsi="Wingdings" w:hint="default"/>
+      </w:rPr>
+    </w:lvl>
+  </w:abstractNum>
+  <w:num w:numId="1" w16cid:durableId="1579706690">
+    <w:abstractNumId w:val="1"/>
+  </w:num>
+  <w:num w:numId="2" w16cid:durableId="157158148">
+    <w:abstractNumId w:val="0"/>
+  </w:num>
+  <w:num w:numId="3" w16cid:durableId="1032070332">
+    <w:abstractNumId w:val="2"/>
+  </w:num>
+</w:numbering>
 </file>
 
 <file path=word/styles.xml><?xml version="1.0" encoding="utf-8"?>
@@ -1691,7 +3188,6 @@
     <w:next w:val="Normal"/>
     <w:link w:val="Heading2Char"/>
     <w:uiPriority w:val="9"/>
-    <w:semiHidden/>
     <w:unhideWhenUsed/>
     <w:qFormat/>
     <w:rsid w:val="00526265"/>
@@ -1714,7 +3210,6 @@
     <w:next w:val="Normal"/>
     <w:link w:val="Heading3Char"/>
     <w:uiPriority w:val="9"/>
-    <w:semiHidden/>
     <w:unhideWhenUsed/>
     <w:qFormat/>
     <w:rsid w:val="00526265"/>
@@ -1866,7 +3361,6 @@
   <w:style w:type="character" w:default="1" w:styleId="DefaultParagraphFont">
     <w:name w:val="Default Paragraph Font"/>
     <w:uiPriority w:val="1"/>
-    <w:semiHidden/>
     <w:unhideWhenUsed/>
   </w:style>
   <w:style w:type="table" w:default="1" w:styleId="TableNormal">
@@ -1908,7 +3402,6 @@
     <w:basedOn w:val="DefaultParagraphFont"/>
     <w:link w:val="Heading2"/>
     <w:uiPriority w:val="9"/>
-    <w:semiHidden/>
     <w:rsid w:val="00526265"/>
     <w:rPr>
       <w:rFonts w:asciiTheme="majorHAnsi" w:eastAsiaTheme="majorEastAsia" w:hAnsiTheme="majorHAnsi" w:cstheme="majorBidi"/>
@@ -1922,7 +3415,6 @@
     <w:basedOn w:val="DefaultParagraphFont"/>
     <w:link w:val="Heading3"/>
     <w:uiPriority w:val="9"/>
-    <w:semiHidden/>
     <w:rsid w:val="00526265"/>
     <w:rPr>
       <w:rFonts w:eastAsiaTheme="majorEastAsia" w:cstheme="majorBidi"/>

--- a/Laptops/8- Diode.docx
+++ b/Laptops/8- Diode.docx
@@ -350,6 +350,13 @@
         </w:rPr>
         <w:t xml:space="preserve"> D</w:t>
       </w:r>
+      <w:r>
+        <w:rPr>
+          <w:b/>
+          <w:bCs/>
+        </w:rPr>
+        <w:t>, PD, Q, PQ</w:t>
+      </w:r>
     </w:p>
     <w:p>
       <w:pPr>
@@ -1560,6 +1567,7 @@
       <w:r>
         <w:rPr>
           <w:rFonts w:ascii="Georgia" w:hAnsi="Georgia"/>
+          <w:noProof/>
           <w:sz w:val="24"/>
           <w:szCs w:val="24"/>
         </w:rPr>
@@ -1603,6 +1611,27 @@
     <w:p>
       <w:pPr>
         <w:rPr>
+          <w:rFonts w:ascii="Segoe UI Emoji" w:hAnsi="Segoe UI Emoji" w:cs="Segoe UI Emoji"/>
+          <w:b/>
+          <w:bCs/>
+          <w:sz w:val="24"/>
+          <w:szCs w:val="24"/>
+        </w:rPr>
+      </w:pPr>
+      <w:r>
+        <w:rPr>
+          <w:rFonts w:ascii="Segoe UI Emoji" w:hAnsi="Segoe UI Emoji" w:cs="Segoe UI Emoji"/>
+          <w:b/>
+          <w:bCs/>
+          <w:sz w:val="24"/>
+          <w:szCs w:val="24"/>
+        </w:rPr>
+        <w:t>Healthy value 100+</w:t>
+      </w:r>
+    </w:p>
+    <w:p>
+      <w:pPr>
+        <w:rPr>
           <w:rFonts w:ascii="Georgia" w:hAnsi="Georgia"/>
           <w:sz w:val="24"/>
           <w:szCs w:val="24"/>
@@ -1636,6 +1665,7 @@
       <w:r>
         <w:rPr>
           <w:rFonts w:ascii="Georgia" w:hAnsi="Georgia"/>
+          <w:noProof/>
           <w:sz w:val="24"/>
           <w:szCs w:val="24"/>
         </w:rPr>
@@ -1698,6 +1728,7 @@
       <w:r>
         <w:rPr>
           <w:rFonts w:ascii="Segoe UI Symbol" w:hAnsi="Segoe UI Symbol" w:cs="Segoe UI Symbol"/>
+          <w:noProof/>
           <w:sz w:val="24"/>
           <w:szCs w:val="24"/>
         </w:rPr>
@@ -1774,9 +1805,11 @@
       <w:r>
         <w:rPr>
           <w:rFonts w:ascii="Georgia" w:hAnsi="Georgia"/>
-          <w:sz w:val="24"/>
-          <w:szCs w:val="24"/>
-        </w:rPr>
+          <w:noProof/>
+          <w:sz w:val="24"/>
+          <w:szCs w:val="24"/>
+        </w:rPr>
+        <w:lastRenderedPageBreak/>
         <w:drawing>
           <wp:inline distT="0" distB="0" distL="0" distR="0" wp14:anchorId="1525E0F0" wp14:editId="073F78D5">
             <wp:extent cx="6492240" cy="916305"/>
@@ -1832,7 +1865,6 @@
           <w:sz w:val="24"/>
           <w:szCs w:val="24"/>
         </w:rPr>
-        <w:lastRenderedPageBreak/>
         <w:t>Q</w:t>
       </w:r>
       <w:r>
@@ -3361,6 +3393,7 @@
   <w:style w:type="character" w:default="1" w:styleId="DefaultParagraphFont">
     <w:name w:val="Default Paragraph Font"/>
     <w:uiPriority w:val="1"/>
+    <w:semiHidden/>
     <w:unhideWhenUsed/>
   </w:style>
   <w:style w:type="table" w:default="1" w:styleId="TableNormal">

--- a/Laptops/8- Diode.docx
+++ b/Laptops/8- Diode.docx
@@ -57,7 +57,14 @@
         </w:drawing>
       </w:r>
     </w:p>
-    <w:p/>
+    <w:p>
+      <w:r>
+        <w:t>Current flow one side</w:t>
+      </w:r>
+      <w:r>
+        <w:t>, Convert AC To DC</w:t>
+      </w:r>
+    </w:p>
     <w:p>
       <w:r>
         <w:rPr>
@@ -1014,7 +1021,6 @@
     </w:p>
     <w:p>
       <w:pPr>
-        <w:jc w:val="center"/>
         <w:rPr>
           <w:b/>
           <w:bCs/>
